--- a/ВКР_Ибатуллин_Рамир.docx
+++ b/ВКР_Ибатуллин_Рамир.docx
@@ -524,24 +524,6 @@
         </w:tabs>
         <w:spacing w:line="240" w:lineRule="auto"/>
         <w:ind w:firstLine="0"/>
-        <w:jc w:val="left"/>
-        <w:rPr>
-          <w:rFonts w:cs="Times New Roman"/>
-          <w:szCs w:val="24"/>
-          <w:u w:val="single"/>
-          <w:lang w:val="ru-RU" w:eastAsia="ru-RU"/>
-        </w:rPr>
-      </w:pPr>
-      <w:r>
-        <w:rPr>
-          <w:rFonts w:cs="Times New Roman"/>
-          <w:sz w:val="28"/>
-          <w:szCs w:val="28"/>
-          <w:lang w:val="ru-RU" w:eastAsia="ru-RU"/>
-        </w:rPr>
-        <w:t xml:space="preserve">Тема ВКР </w:t>
-      </w:r>
-      <w:r>
         <w:rPr>
           <w:rFonts w:cs="Times New Roman"/>
           <w:sz w:val="28"/>
@@ -549,17 +531,15 @@
           <w:u w:val="single"/>
           <w:lang w:val="ru-RU" w:eastAsia="ru-RU"/>
         </w:rPr>
-        <w:t xml:space="preserve">«Разработка программного средства </w:t>
-      </w:r>
+      </w:pPr>
       <w:r>
         <w:rPr>
           <w:rFonts w:cs="Times New Roman"/>
           <w:sz w:val="28"/>
           <w:szCs w:val="28"/>
-          <w:u w:val="single"/>
-          <w:lang w:eastAsia="ru-RU"/>
-        </w:rPr>
-        <w:t>Vision</w:t>
+          <w:lang w:val="ru-RU" w:eastAsia="ru-RU"/>
+        </w:rPr>
+        <w:t xml:space="preserve">Тема ВКР </w:t>
       </w:r>
       <w:r>
         <w:rPr>
@@ -569,17 +549,7 @@
           <w:u w:val="single"/>
           <w:lang w:val="ru-RU" w:eastAsia="ru-RU"/>
         </w:rPr>
-        <w:t xml:space="preserve"> </w:t>
-      </w:r>
-      <w:r>
-        <w:rPr>
-          <w:rFonts w:cs="Times New Roman"/>
-          <w:sz w:val="28"/>
-          <w:szCs w:val="28"/>
-          <w:u w:val="single"/>
-          <w:lang w:eastAsia="ru-RU"/>
-        </w:rPr>
-        <w:t>Diagram</w:t>
+        <w:t>«Разработка веб-</w:t>
       </w:r>
       <w:r>
         <w:rPr>
@@ -589,12 +559,63 @@
           <w:u w:val="single"/>
           <w:lang w:val="ru-RU" w:eastAsia="ru-RU"/>
         </w:rPr>
-        <w:t>, предназначенного для создания, редактирования и анализа диаграмм и таблиц в веб- среде»</w:t>
-      </w:r>
-      <w:r>
-        <w:rPr>
-          <w:rFonts w:cs="Times New Roman"/>
-          <w:szCs w:val="24"/>
+        <w:t>п</w:t>
+      </w:r>
+      <w:r>
+        <w:rPr>
+          <w:rFonts w:cs="Times New Roman"/>
+          <w:sz w:val="28"/>
+          <w:szCs w:val="28"/>
+          <w:u w:val="single"/>
+          <w:lang w:val="ru-RU" w:eastAsia="ru-RU"/>
+        </w:rPr>
+        <w:t>риложения</w:t>
+      </w:r>
+      <w:r>
+        <w:rPr>
+          <w:rFonts w:cs="Times New Roman"/>
+          <w:sz w:val="28"/>
+          <w:szCs w:val="28"/>
+          <w:u w:val="single"/>
+          <w:lang w:val="ru-RU" w:eastAsia="ru-RU"/>
+        </w:rPr>
+        <w:t xml:space="preserve"> </w:t>
+      </w:r>
+      <w:r>
+        <w:rPr>
+          <w:rFonts w:cs="Times New Roman"/>
+          <w:sz w:val="28"/>
+          <w:szCs w:val="28"/>
+          <w:u w:val="single"/>
+          <w:lang w:val="ru-RU" w:eastAsia="ru-RU"/>
+        </w:rPr>
+        <w:t>векторного редактора</w:t>
+      </w:r>
+      <w:r>
+        <w:rPr>
+          <w:rFonts w:cs="Times New Roman"/>
+          <w:sz w:val="28"/>
+          <w:szCs w:val="28"/>
+          <w:u w:val="single"/>
+          <w:lang w:val="ru-RU" w:eastAsia="ru-RU"/>
+        </w:rPr>
+        <w:t xml:space="preserve"> </w:t>
+      </w:r>
+      <w:r>
+        <w:rPr>
+          <w:rFonts w:cs="Times New Roman"/>
+          <w:sz w:val="28"/>
+          <w:szCs w:val="28"/>
+          <w:u w:val="single"/>
+          <w:lang w:val="ru-RU" w:eastAsia="ru-RU"/>
+        </w:rPr>
+        <w:t>диаграмм и схем»</w:t>
+      </w:r>
+      <w:r>
+        <w:rPr>
+          <w:rFonts w:cs="Times New Roman"/>
+          <w:sz w:val="28"/>
+          <w:szCs w:val="28"/>
           <w:u w:val="single"/>
           <w:lang w:val="ru-RU" w:eastAsia="ru-RU"/>
         </w:rPr>
@@ -608,28 +629,6 @@
         </w:tabs>
         <w:spacing w:line="240" w:lineRule="auto"/>
         <w:ind w:firstLine="0"/>
-        <w:jc w:val="left"/>
-        <w:rPr>
-          <w:rFonts w:cs="Times New Roman"/>
-          <w:szCs w:val="24"/>
-          <w:u w:val="single"/>
-          <w:lang w:val="ru-RU" w:eastAsia="ru-RU"/>
-        </w:rPr>
-      </w:pPr>
-      <w:r>
-        <w:rPr>
-          <w:rFonts w:cs="Times New Roman"/>
-          <w:szCs w:val="24"/>
-          <w:u w:val="single"/>
-          <w:lang w:val="ru-RU" w:eastAsia="ru-RU"/>
-        </w:rPr>
-        <w:tab/>
-      </w:r>
-    </w:p>
-    <w:p>
-      <w:pPr>
-        <w:ind w:firstLine="0"/>
-        <w:jc w:val="left"/>
         <w:rPr>
           <w:rFonts w:cs="Times New Roman"/>
           <w:sz w:val="16"/>
@@ -1560,6 +1559,30 @@
     </w:p>
     <w:p>
       <w:pPr>
+        <w:spacing w:after="120" w:line="240" w:lineRule="auto"/>
+        <w:ind w:firstLine="0"/>
+        <w:jc w:val="center"/>
+        <w:rPr>
+          <w:rFonts w:cs="Times New Roman"/>
+          <w:szCs w:val="24"/>
+          <w:lang w:val="ru-RU" w:eastAsia="ru-RU"/>
+        </w:rPr>
+      </w:pPr>
+    </w:p>
+    <w:p>
+      <w:pPr>
+        <w:spacing w:after="120" w:line="240" w:lineRule="auto"/>
+        <w:ind w:firstLine="0"/>
+        <w:jc w:val="center"/>
+        <w:rPr>
+          <w:rFonts w:cs="Times New Roman"/>
+          <w:szCs w:val="24"/>
+          <w:lang w:val="ru-RU" w:eastAsia="ru-RU"/>
+        </w:rPr>
+      </w:pPr>
+    </w:p>
+    <w:p>
+      <w:pPr>
         <w:spacing w:line="240" w:lineRule="auto"/>
         <w:ind w:firstLine="0"/>
         <w:jc w:val="center"/>
@@ -2144,17 +2167,7 @@
           <w:u w:val="single"/>
           <w:lang w:val="ru-RU" w:eastAsia="ru-RU"/>
         </w:rPr>
-        <w:t xml:space="preserve">«Разработка программного средства </w:t>
-      </w:r>
-      <w:r>
-        <w:rPr>
-          <w:rFonts w:cs="Times New Roman"/>
-          <w:sz w:val="28"/>
-          <w:szCs w:val="28"/>
-          <w:u w:val="single"/>
-          <w:lang w:eastAsia="ru-RU"/>
-        </w:rPr>
-        <w:t>Vision</w:t>
+        <w:t>«Разработка веб-</w:t>
       </w:r>
       <w:r>
         <w:rPr>
@@ -2164,17 +2177,7 @@
           <w:u w:val="single"/>
           <w:lang w:val="ru-RU" w:eastAsia="ru-RU"/>
         </w:rPr>
-        <w:t xml:space="preserve"> </w:t>
-      </w:r>
-      <w:r>
-        <w:rPr>
-          <w:rFonts w:cs="Times New Roman"/>
-          <w:sz w:val="28"/>
-          <w:szCs w:val="28"/>
-          <w:u w:val="single"/>
-          <w:lang w:eastAsia="ru-RU"/>
-        </w:rPr>
-        <w:t>Diagram</w:t>
+        <w:t>п</w:t>
       </w:r>
       <w:r>
         <w:rPr>
@@ -2184,7 +2187,47 @@
           <w:u w:val="single"/>
           <w:lang w:val="ru-RU" w:eastAsia="ru-RU"/>
         </w:rPr>
-        <w:t>, предназначенного для создания, редактирования и анализа диаграмм и таблиц в веб- среде»</w:t>
+        <w:t>риложения</w:t>
+      </w:r>
+      <w:r>
+        <w:rPr>
+          <w:rFonts w:cs="Times New Roman"/>
+          <w:sz w:val="28"/>
+          <w:szCs w:val="28"/>
+          <w:u w:val="single"/>
+          <w:lang w:val="ru-RU" w:eastAsia="ru-RU"/>
+        </w:rPr>
+        <w:t xml:space="preserve"> </w:t>
+      </w:r>
+      <w:r>
+        <w:rPr>
+          <w:rFonts w:cs="Times New Roman"/>
+          <w:sz w:val="28"/>
+          <w:szCs w:val="28"/>
+          <w:u w:val="single"/>
+          <w:lang w:val="ru-RU" w:eastAsia="ru-RU"/>
+        </w:rPr>
+        <w:t>векторного редактора</w:t>
+      </w:r>
+      <w:r>
+        <w:rPr>
+          <w:rFonts w:cs="Times New Roman"/>
+          <w:sz w:val="28"/>
+          <w:szCs w:val="28"/>
+          <w:u w:val="single"/>
+          <w:lang w:val="ru-RU" w:eastAsia="ru-RU"/>
+        </w:rPr>
+        <w:t xml:space="preserve"> </w:t>
+      </w:r>
+      <w:r>
+        <w:rPr>
+          <w:rFonts w:cs="Times New Roman"/>
+          <w:sz w:val="28"/>
+          <w:szCs w:val="28"/>
+          <w:u w:val="single"/>
+          <w:lang w:val="ru-RU" w:eastAsia="ru-RU"/>
+        </w:rPr>
+        <w:t>диаграмм и схем»</w:t>
       </w:r>
       <w:r>
         <w:rPr>
@@ -2312,8 +2355,6 @@
       <w:r>
         <w:rPr>
           <w:rFonts w:cs="Times New Roman"/>
-          <w:b/>
-          <w:bCs/>
           <w:sz w:val="28"/>
           <w:szCs w:val="28"/>
           <w:u w:val="single"/>
@@ -2324,8 +2365,6 @@
       <w:r>
         <w:rPr>
           <w:rFonts w:cs="Times New Roman"/>
-          <w:b/>
-          <w:bCs/>
           <w:sz w:val="28"/>
           <w:szCs w:val="28"/>
           <w:u w:val="single"/>
@@ -2336,8 +2375,6 @@
       <w:r>
         <w:rPr>
           <w:rFonts w:cs="Times New Roman"/>
-          <w:b/>
-          <w:bCs/>
           <w:sz w:val="28"/>
           <w:szCs w:val="28"/>
           <w:u w:val="single"/>
@@ -2496,7 +2533,6 @@
         <w:rPr>
           <w:lang w:val="ru-RU"/>
         </w:rPr>
-        <w:lastRenderedPageBreak/>
         <w:br/>
       </w:r>
     </w:p>
@@ -2519,6 +2555,7 @@
           <w:szCs w:val="28"/>
           <w:lang w:val="ru-RU" w:eastAsia="ru-RU"/>
         </w:rPr>
+        <w:lastRenderedPageBreak/>
         <w:t>КОНСУЛЬТАНТЫ:</w:t>
       </w:r>
     </w:p>
@@ -24906,7 +24943,7 @@
 <w:ftr xmlns:wpc="http://schemas.microsoft.com/office/word/2010/wordprocessingCanvas" xmlns:cx="http://schemas.microsoft.com/office/drawing/2014/chartex" xmlns:cx1="http://schemas.microsoft.com/office/drawing/2015/9/8/chartex" xmlns:cx2="http://schemas.microsoft.com/office/drawing/2015/10/21/chartex" xmlns:cx3="http://schemas.microsoft.com/office/drawing/2016/5/9/chartex" xmlns:cx4="http://schemas.microsoft.com/office/drawing/2016/5/10/chartex" xmlns:cx5="http://schemas.microsoft.com/office/drawing/2016/5/11/chartex" xmlns:cx6="http://schemas.microsoft.com/office/drawing/2016/5/12/chartex" xmlns:cx7="http://schemas.microsoft.com/office/drawing/2016/5/13/chartex" xmlns:cx8="http://schemas.microsoft.com/office/drawing/2016/5/14/chartex" xmlns:mc="http://schemas.openxmlformats.org/markup-compatibility/2006" xmlns:aink="http://schemas.microsoft.com/office/drawing/2016/ink" xmlns:am3d="http://schemas.microsoft.com/office/drawing/2017/model3d" xmlns:o="urn:schemas-microsoft-com:office:office" xmlns:oel="http://schemas.microsoft.com/office/2019/extlst" xmlns:r="http://schemas.openxmlformats.org/officeDocument/2006/relationships" xmlns:m="http://schemas.openxmlformats.org/officeDocument/2006/math" xmlns:v="urn:schemas-microsoft-com:vml" xmlns:wp14="http://schemas.microsoft.com/office/word/2010/wordprocessingDrawing" xmlns:wp="http://schemas.openxmlformats.org/drawingml/2006/wordprocessingDrawing" xmlns:w10="urn:schemas-microsoft-com:office:word" xmlns:w="http://schemas.openxmlformats.org/wordprocessingml/2006/main" xmlns:w14="http://schemas.microsoft.com/office/word/2010/wordml" xmlns:w15="http://schemas.microsoft.com/office/word/2012/wordml" xmlns:w16cex="http://schemas.microsoft.com/office/word/2018/wordml/cex" xmlns:w16cid="http://schemas.microsoft.com/office/word/2016/wordml/cid" xmlns:w16="http://schemas.microsoft.com/office/word/2018/wordml" xmlns:w16sdtdh="http://schemas.microsoft.com/office/word/2020/wordml/sdtdatahash" xmlns:w16se="http://schemas.microsoft.com/office/word/2015/wordml/symex" xmlns:wpg="http://schemas.microsoft.com/office/word/2010/wordprocessingGroup" xmlns:wpi="http://schemas.microsoft.com/office/word/2010/wordprocessingInk" xmlns:wne="http://schemas.microsoft.com/office/word/2006/wordml" xmlns:wps="http://schemas.microsoft.com/office/word/2010/wordprocessingShape" mc:Ignorable="w14 w15 w16se w16cid w16 w16cex w16sdtdh wp14">
   <w:sdt>
     <w:sdtPr>
-      <w:id w:val="-915632013"/>
+      <w:id w:val="-1060014951"/>
       <w:docPartObj>
         <w:docPartGallery w:val="Page Numbers (Bottom of Page)"/>
         <w:docPartUnique/>
@@ -24916,7 +24953,7 @@
       <w:p>
         <w:pPr>
           <w:pStyle w:val="af1"/>
-          <w:jc w:val="right"/>
+          <w:jc w:val="center"/>
         </w:pPr>
         <w:r>
           <w:fldChar w:fldCharType="begin"/>
@@ -25499,6 +25536,7 @@
   <w:style w:type="paragraph" w:default="1" w:styleId="a1">
     <w:name w:val="Normal"/>
     <w:qFormat/>
+    <w:rsid w:val="00CC7575"/>
     <w:pPr>
       <w:spacing w:line="360" w:lineRule="auto"/>
       <w:ind w:firstLine="709"/>
@@ -36317,10 +36355,6 @@
 </file>
 
 <file path=customXml/item1.xml><?xml version="1.0" encoding="utf-8"?>
-<b:Sources xmlns:b="http://schemas.openxmlformats.org/officeDocument/2006/bibliography" xmlns="http://schemas.openxmlformats.org/officeDocument/2006/bibliography" SelectedStyle="/APA.XSL" StyleName="APA"/>
-</file>
-
-<file path=customXml/item2.xml><?xml version="1.0" encoding="utf-8"?>
 <s:customData xmlns="http://www.wps.cn/officeDocument/2013/wpsCustomData" xmlns:s="http://www.wps.cn/officeDocument/2013/wpsCustomData">
   <customSectProps/>
   <customShpExts>
@@ -36329,18 +36363,22 @@
 </s:customData>
 </file>
 
+<file path=customXml/item2.xml><?xml version="1.0" encoding="utf-8"?>
+<b:Sources xmlns:b="http://schemas.openxmlformats.org/officeDocument/2006/bibliography" xmlns="http://schemas.openxmlformats.org/officeDocument/2006/bibliography" SelectedStyle="/APA.XSL" StyleName="APA"/>
+</file>
+
 <file path=customXml/itemProps1.xml><?xml version="1.0" encoding="utf-8"?>
+<ds:datastoreItem xmlns:ds="http://schemas.openxmlformats.org/officeDocument/2006/customXml" ds:itemID="{B1977F7D-205B-4081-913C-38D41E755F92}">
+  <ds:schemaRefs>
+    <ds:schemaRef ds:uri="http://www.wps.cn/officeDocument/2013/wpsCustomData"/>
+  </ds:schemaRefs>
+</ds:datastoreItem>
+</file>
+
+<file path=customXml/itemProps2.xml><?xml version="1.0" encoding="utf-8"?>
 <ds:datastoreItem xmlns:ds="http://schemas.openxmlformats.org/officeDocument/2006/customXml" ds:itemID="{EF278816-EC6F-A645-907D-7F25AECB1D4A}">
   <ds:schemaRefs>
     <ds:schemaRef ds:uri="http://schemas.openxmlformats.org/officeDocument/2006/bibliography"/>
   </ds:schemaRefs>
 </ds:datastoreItem>
-</file>
-
-<file path=customXml/itemProps2.xml><?xml version="1.0" encoding="utf-8"?>
-<ds:datastoreItem xmlns:ds="http://schemas.openxmlformats.org/officeDocument/2006/customXml" ds:itemID="{B1977F7D-205B-4081-913C-38D41E755F92}">
-  <ds:schemaRefs>
-    <ds:schemaRef ds:uri="http://www.wps.cn/officeDocument/2013/wpsCustomData"/>
-  </ds:schemaRefs>
-</ds:datastoreItem>
 </file>